--- a/Guia-WhatWeWatch1.docx
+++ b/Guia-WhatWeWatch1.docx
@@ -36,11 +36,33 @@
           <w:lang w:val="es-AR"/>
         </w:rPr>
       </w:pPr>
-      <w:r>
-        <w:rPr>
-          <w:lang w:val="es-AR"/>
-        </w:rPr>
-        <w:t>What We Watch es tu club de cine privado, el objetivo es ayudar a resolver la clásica pregunta de ¿qué vemos hoy? La idea es simple: lo que viste y te gustó lo sugerís para quienes no lo vieron, calificándolo y, si lo deseas, compartiendo una opinión.</w:t>
+      <w:proofErr w:type="spellStart"/>
+      <w:r>
+        <w:rPr>
+          <w:lang w:val="es-AR"/>
+        </w:rPr>
+        <w:t>What</w:t>
+      </w:r>
+      <w:proofErr w:type="spellEnd"/>
+      <w:r>
+        <w:rPr>
+          <w:lang w:val="es-AR"/>
+        </w:rPr>
+        <w:t xml:space="preserve"> </w:t>
+      </w:r>
+      <w:proofErr w:type="spellStart"/>
+      <w:r>
+        <w:rPr>
+          <w:lang w:val="es-AR"/>
+        </w:rPr>
+        <w:t>We</w:t>
+      </w:r>
+      <w:proofErr w:type="spellEnd"/>
+      <w:r>
+        <w:rPr>
+          <w:lang w:val="es-AR"/>
+        </w:rPr>
+        <w:t xml:space="preserve"> Watch es tu club de cine privado, el objetivo es ayudar a resolver la clásica pregunta de ¿qué vemos hoy? La idea es simple: lo que viste y te gustó lo sugerís para quienes no lo vieron, calificándolo y, si lo deseas, compartiendo una opinión.</w:t>
       </w:r>
     </w:p>
     <w:p>
@@ -80,11 +102,19 @@
           <w:lang w:val="es-AR"/>
         </w:rPr>
       </w:pPr>
-      <w:r>
-        <w:rPr>
-          <w:lang w:val="es-AR"/>
-        </w:rPr>
-        <w:t>Contá lo que ya viste</w:t>
+      <w:proofErr w:type="spellStart"/>
+      <w:r>
+        <w:rPr>
+          <w:lang w:val="es-AR"/>
+        </w:rPr>
+        <w:t>Contá</w:t>
+      </w:r>
+      <w:proofErr w:type="spellEnd"/>
+      <w:r>
+        <w:rPr>
+          <w:lang w:val="es-AR"/>
+        </w:rPr>
+        <w:t xml:space="preserve"> lo que ya viste</w:t>
       </w:r>
     </w:p>
     <w:p>
@@ -93,11 +123,33 @@
           <w:lang w:val="es-AR"/>
         </w:rPr>
       </w:pPr>
-      <w:r>
-        <w:rPr>
-          <w:lang w:val="es-AR"/>
-        </w:rPr>
-        <w:t>Andá a "Sugerir". Ahí ves todo lo que propusiste y podés cargar un título nuevo</w:t>
+      <w:proofErr w:type="spellStart"/>
+      <w:r>
+        <w:rPr>
+          <w:lang w:val="es-AR"/>
+        </w:rPr>
+        <w:t>Andá</w:t>
+      </w:r>
+      <w:proofErr w:type="spellEnd"/>
+      <w:r>
+        <w:rPr>
+          <w:lang w:val="es-AR"/>
+        </w:rPr>
+        <w:t xml:space="preserve"> a "Sugerir". Ahí ves todo lo que propusiste y </w:t>
+      </w:r>
+      <w:proofErr w:type="spellStart"/>
+      <w:r>
+        <w:rPr>
+          <w:lang w:val="es-AR"/>
+        </w:rPr>
+        <w:t>podés</w:t>
+      </w:r>
+      <w:proofErr w:type="spellEnd"/>
+      <w:r>
+        <w:rPr>
+          <w:lang w:val="es-AR"/>
+        </w:rPr>
+        <w:t xml:space="preserve"> cargar un título nuevo</w:t>
       </w:r>
       <w:r>
         <w:rPr>
@@ -109,19 +161,117 @@
         <w:rPr>
           <w:lang w:val="es-AR"/>
         </w:rPr>
-        <w:t xml:space="preserve">ando su nombre, </w:t>
-      </w:r>
-      <w:r>
-        <w:rPr>
-          <w:lang w:val="es-AR"/>
-        </w:rPr>
-        <w:t xml:space="preserve"> lo calificás y, si querés, sumás un comentario corto con tu opinión. Con eso, tu sugerencia pasa al Feed (Cartelera) y queda lista para el resto del club.</w:t>
-      </w:r>
-      <w:r>
-        <w:rPr>
-          <w:lang w:val="es-AR"/>
-        </w:rPr>
-        <w:t xml:space="preserve"> Si te arrepentís, siempre que tu sugerencia no esté en el WatchList de otro miembre o no esté ya calificada, la podés </w:t>
+        <w:t xml:space="preserve">ando su </w:t>
+      </w:r>
+      <w:proofErr w:type="gramStart"/>
+      <w:r>
+        <w:rPr>
+          <w:lang w:val="es-AR"/>
+        </w:rPr>
+        <w:t xml:space="preserve">nombre, </w:t>
+      </w:r>
+      <w:r>
+        <w:rPr>
+          <w:lang w:val="es-AR"/>
+        </w:rPr>
+        <w:t xml:space="preserve"> lo</w:t>
+      </w:r>
+      <w:proofErr w:type="gramEnd"/>
+      <w:r>
+        <w:rPr>
+          <w:lang w:val="es-AR"/>
+        </w:rPr>
+        <w:t xml:space="preserve"> </w:t>
+      </w:r>
+      <w:proofErr w:type="spellStart"/>
+      <w:r>
+        <w:rPr>
+          <w:lang w:val="es-AR"/>
+        </w:rPr>
+        <w:t>calificás</w:t>
+      </w:r>
+      <w:proofErr w:type="spellEnd"/>
+      <w:r>
+        <w:rPr>
+          <w:lang w:val="es-AR"/>
+        </w:rPr>
+        <w:t xml:space="preserve"> y, si </w:t>
+      </w:r>
+      <w:proofErr w:type="spellStart"/>
+      <w:r>
+        <w:rPr>
+          <w:lang w:val="es-AR"/>
+        </w:rPr>
+        <w:t>querés</w:t>
+      </w:r>
+      <w:proofErr w:type="spellEnd"/>
+      <w:r>
+        <w:rPr>
+          <w:lang w:val="es-AR"/>
+        </w:rPr>
+        <w:t xml:space="preserve">, </w:t>
+      </w:r>
+      <w:proofErr w:type="spellStart"/>
+      <w:r>
+        <w:rPr>
+          <w:lang w:val="es-AR"/>
+        </w:rPr>
+        <w:t>sumás</w:t>
+      </w:r>
+      <w:proofErr w:type="spellEnd"/>
+      <w:r>
+        <w:rPr>
+          <w:lang w:val="es-AR"/>
+        </w:rPr>
+        <w:t xml:space="preserve"> un comentario corto con tu opinión. Con eso, tu sugerencia pasa al </w:t>
+      </w:r>
+      <w:proofErr w:type="spellStart"/>
+      <w:r>
+        <w:rPr>
+          <w:lang w:val="es-AR"/>
+        </w:rPr>
+        <w:t>Feed</w:t>
+      </w:r>
+      <w:proofErr w:type="spellEnd"/>
+      <w:r>
+        <w:rPr>
+          <w:lang w:val="es-AR"/>
+        </w:rPr>
+        <w:t xml:space="preserve"> (Cartelera) y queda lista para el resto del club.</w:t>
+      </w:r>
+      <w:r>
+        <w:rPr>
+          <w:lang w:val="es-AR"/>
+        </w:rPr>
+        <w:t xml:space="preserve"> Si te arrepentís, siempre que tu sugerencia no esté en el </w:t>
+      </w:r>
+      <w:proofErr w:type="spellStart"/>
+      <w:r>
+        <w:rPr>
+          <w:lang w:val="es-AR"/>
+        </w:rPr>
+        <w:t>WatchList</w:t>
+      </w:r>
+      <w:proofErr w:type="spellEnd"/>
+      <w:r>
+        <w:rPr>
+          <w:lang w:val="es-AR"/>
+        </w:rPr>
+        <w:t xml:space="preserve"> de otro miembre o no esté ya calificada, la </w:t>
+      </w:r>
+      <w:proofErr w:type="spellStart"/>
+      <w:r>
+        <w:rPr>
+          <w:lang w:val="es-AR"/>
+        </w:rPr>
+        <w:t>podés</w:t>
+      </w:r>
+      <w:proofErr w:type="spellEnd"/>
+      <w:r>
+        <w:rPr>
+          <w:lang w:val="es-AR"/>
+        </w:rPr>
+        <w:t xml:space="preserve"> </w:t>
       </w:r>
       <w:r>
         <w:rPr>
@@ -176,7 +326,35 @@
         <w:rPr>
           <w:lang w:val="es-AR"/>
         </w:rPr>
-        <w:t xml:space="preserve">Cada sugerencia — la tuya y la de todos — aparece en el Feed, la pantalla principal de la app. Ahí, sin entrar a </w:t>
+        <w:t xml:space="preserve">Cada sugerencia — la tuya y la de todos — aparece en el </w:t>
+      </w:r>
+      <w:proofErr w:type="spellStart"/>
+      <w:r>
+        <w:rPr>
+          <w:lang w:val="es-AR"/>
+        </w:rPr>
+        <w:t>Feed</w:t>
+      </w:r>
+      <w:proofErr w:type="spellEnd"/>
+      <w:r>
+        <w:rPr>
+          <w:lang w:val="es-AR"/>
+        </w:rPr>
+        <w:t xml:space="preserve">, la pantalla principal de la </w:t>
+      </w:r>
+      <w:proofErr w:type="gramStart"/>
+      <w:r>
+        <w:rPr>
+          <w:lang w:val="es-AR"/>
+        </w:rPr>
+        <w:t>app</w:t>
+      </w:r>
+      <w:proofErr w:type="gramEnd"/>
+      <w:r>
+        <w:rPr>
+          <w:lang w:val="es-AR"/>
+        </w:rPr>
+        <w:t xml:space="preserve">. Ahí, sin entrar a </w:t>
       </w:r>
       <w:r>
         <w:rPr>
@@ -200,19 +378,131 @@
         <w:rPr>
           <w:lang w:val="es-AR"/>
         </w:rPr>
-        <w:t>ya ves si es película o serie, el año, la calificación de TMDB y la del club, la cantidad de miembros que la vieron, quién la sugirió y en qué plataforma está. Si te interesa, seleccionás el título y clicleás el corazón que está a la derecha del nombre y así lo sumás a tu Watchlist para verlo.</w:t>
-      </w:r>
-      <w:r>
-        <w:rPr>
-          <w:lang w:val="es-AR"/>
-        </w:rPr>
-        <w:t xml:space="preserve"> Para ayudarte en tu búsqueda primero te muestra en un carrusel horizontal las sugerencias dadas de alta desde tu última visita. Contás con un filtro con el que podés seleccionar las vistas o las no vistas, película o serie, el/los género/s, la/s plataforma/s</w:t>
-      </w:r>
-      <w:r>
-        <w:rPr>
-          <w:lang w:val="es-AR"/>
-        </w:rPr>
-        <w:t xml:space="preserve">, la calificación, quién sugirió y también podés ordenar la información por Más recientes, Nombres A-Z, </w:t>
+        <w:t xml:space="preserve">ya ves si es película o serie, el año, la calificación de TMDB y la del club, la cantidad de miembros que la vieron, quién la sugirió y en qué plataforma está. Si te interesa, </w:t>
+      </w:r>
+      <w:proofErr w:type="spellStart"/>
+      <w:r>
+        <w:rPr>
+          <w:lang w:val="es-AR"/>
+        </w:rPr>
+        <w:t>seleccionás</w:t>
+      </w:r>
+      <w:proofErr w:type="spellEnd"/>
+      <w:r>
+        <w:rPr>
+          <w:lang w:val="es-AR"/>
+        </w:rPr>
+        <w:t xml:space="preserve"> el título y </w:t>
+      </w:r>
+      <w:proofErr w:type="spellStart"/>
+      <w:r>
+        <w:rPr>
+          <w:lang w:val="es-AR"/>
+        </w:rPr>
+        <w:t>clicleás</w:t>
+      </w:r>
+      <w:proofErr w:type="spellEnd"/>
+      <w:r>
+        <w:rPr>
+          <w:lang w:val="es-AR"/>
+        </w:rPr>
+        <w:t xml:space="preserve"> el corazón que está a la derecha del nombre y así lo </w:t>
+      </w:r>
+      <w:proofErr w:type="spellStart"/>
+      <w:r>
+        <w:rPr>
+          <w:lang w:val="es-AR"/>
+        </w:rPr>
+        <w:t>sumás</w:t>
+      </w:r>
+      <w:proofErr w:type="spellEnd"/>
+      <w:r>
+        <w:rPr>
+          <w:lang w:val="es-AR"/>
+        </w:rPr>
+        <w:t xml:space="preserve"> a tu </w:t>
+      </w:r>
+      <w:proofErr w:type="spellStart"/>
+      <w:r>
+        <w:rPr>
+          <w:lang w:val="es-AR"/>
+        </w:rPr>
+        <w:t>Watchlist</w:t>
+      </w:r>
+      <w:proofErr w:type="spellEnd"/>
+      <w:r>
+        <w:rPr>
+          <w:lang w:val="es-AR"/>
+        </w:rPr>
+        <w:t xml:space="preserve"> para verlo.</w:t>
+      </w:r>
+      <w:r>
+        <w:rPr>
+          <w:lang w:val="es-AR"/>
+        </w:rPr>
+        <w:t xml:space="preserve"> Para ayudarte en tu búsqueda primero te muestra en un carrusel horizontal las sugerencias dadas de alta desde tu última visita. </w:t>
+      </w:r>
+      <w:proofErr w:type="spellStart"/>
+      <w:r>
+        <w:rPr>
+          <w:lang w:val="es-AR"/>
+        </w:rPr>
+        <w:t>Contás</w:t>
+      </w:r>
+      <w:proofErr w:type="spellEnd"/>
+      <w:r>
+        <w:rPr>
+          <w:lang w:val="es-AR"/>
+        </w:rPr>
+        <w:t xml:space="preserve"> con un filtro con el que </w:t>
+      </w:r>
+      <w:proofErr w:type="spellStart"/>
+      <w:r>
+        <w:rPr>
+          <w:lang w:val="es-AR"/>
+        </w:rPr>
+        <w:t>podés</w:t>
+      </w:r>
+      <w:proofErr w:type="spellEnd"/>
+      <w:r>
+        <w:rPr>
+          <w:lang w:val="es-AR"/>
+        </w:rPr>
+        <w:t xml:space="preserve"> seleccionar las vistas o las no vistas, película o serie, el/</w:t>
+      </w:r>
+      <w:proofErr w:type="gramStart"/>
+      <w:r>
+        <w:rPr>
+          <w:lang w:val="es-AR"/>
+        </w:rPr>
+        <w:t>los género</w:t>
+      </w:r>
+      <w:proofErr w:type="gramEnd"/>
+      <w:r>
+        <w:rPr>
+          <w:lang w:val="es-AR"/>
+        </w:rPr>
+        <w:t>/s, la/s plataforma/s</w:t>
+      </w:r>
+      <w:r>
+        <w:rPr>
+          <w:lang w:val="es-AR"/>
+        </w:rPr>
+        <w:t xml:space="preserve">, la calificación, quién sugirió y también </w:t>
+      </w:r>
+      <w:proofErr w:type="spellStart"/>
+      <w:r>
+        <w:rPr>
+          <w:lang w:val="es-AR"/>
+        </w:rPr>
+        <w:t>podés</w:t>
+      </w:r>
+      <w:proofErr w:type="spellEnd"/>
+      <w:r>
+        <w:rPr>
+          <w:lang w:val="es-AR"/>
+        </w:rPr>
+        <w:t xml:space="preserve"> ordenar la información por Más recientes, Nombres A-Z, </w:t>
       </w:r>
     </w:p>
     <w:p>
@@ -242,7 +532,21 @@
         <w:rPr>
           <w:lang w:val="es-AR"/>
         </w:rPr>
-        <w:t>Lo que tenés pendiente</w:t>
+        <w:t xml:space="preserve">Lo que </w:t>
+      </w:r>
+      <w:proofErr w:type="spellStart"/>
+      <w:r>
+        <w:rPr>
+          <w:lang w:val="es-AR"/>
+        </w:rPr>
+        <w:t>tenés</w:t>
+      </w:r>
+      <w:proofErr w:type="spellEnd"/>
+      <w:r>
+        <w:rPr>
+          <w:lang w:val="es-AR"/>
+        </w:rPr>
+        <w:t xml:space="preserve"> pendiente</w:t>
       </w:r>
     </w:p>
     <w:p>
@@ -255,7 +559,63 @@
         <w:rPr>
           <w:lang w:val="es-AR"/>
         </w:rPr>
-        <w:t>Ahí caen los títulos que marcaste desde el Feed. Cuando por fin los ves, los calificás en esa misma pantalla — así compartís tu opinión con el club — y automáticamente salen de tu Watchlist: ya no están pendientes, pasaron a formar parte del promedio del título. Si decidís descartar el título antes de verlo, a la derecha del nombre hay un ícono de un tacho de basura, lo clicleás y sale de tu lista.</w:t>
+        <w:t xml:space="preserve">Ahí caen los títulos que marcaste desde el </w:t>
+      </w:r>
+      <w:proofErr w:type="spellStart"/>
+      <w:r>
+        <w:rPr>
+          <w:lang w:val="es-AR"/>
+        </w:rPr>
+        <w:t>Feed</w:t>
+      </w:r>
+      <w:proofErr w:type="spellEnd"/>
+      <w:r>
+        <w:rPr>
+          <w:lang w:val="es-AR"/>
+        </w:rPr>
+        <w:t xml:space="preserve">. Cuando por fin los ves, los </w:t>
+      </w:r>
+      <w:proofErr w:type="spellStart"/>
+      <w:r>
+        <w:rPr>
+          <w:lang w:val="es-AR"/>
+        </w:rPr>
+        <w:t>calificás</w:t>
+      </w:r>
+      <w:proofErr w:type="spellEnd"/>
+      <w:r>
+        <w:rPr>
+          <w:lang w:val="es-AR"/>
+        </w:rPr>
+        <w:t xml:space="preserve"> en esa misma pantalla — así compartís tu opinión con el club — y automáticamente salen de tu </w:t>
+      </w:r>
+      <w:proofErr w:type="spellStart"/>
+      <w:r>
+        <w:rPr>
+          <w:lang w:val="es-AR"/>
+        </w:rPr>
+        <w:t>Watchlist</w:t>
+      </w:r>
+      <w:proofErr w:type="spellEnd"/>
+      <w:r>
+        <w:rPr>
+          <w:lang w:val="es-AR"/>
+        </w:rPr>
+        <w:t xml:space="preserve">: ya no están pendientes, pasaron a formar parte del promedio del título. Si decidís descartar el título antes de verlo, a la derecha del nombre hay un ícono de un tacho de basura, lo </w:t>
+      </w:r>
+      <w:proofErr w:type="spellStart"/>
+      <w:r>
+        <w:rPr>
+          <w:lang w:val="es-AR"/>
+        </w:rPr>
+        <w:t>clicleás</w:t>
+      </w:r>
+      <w:proofErr w:type="spellEnd"/>
+      <w:r>
+        <w:rPr>
+          <w:lang w:val="es-AR"/>
+        </w:rPr>
+        <w:t xml:space="preserve"> y sale de tu lista.</w:t>
       </w:r>
     </w:p>
     <w:p>
@@ -268,14 +628,106 @@
         <w:rPr>
           <w:lang w:val="es-AR"/>
         </w:rPr>
-        <w:t xml:space="preserve">En tu Watchlist también podés cargar títulos que ni siquiera viste — de esos todavía no podés opinar, así que no se pueden sugerir y tampoco han sido sugeridos por otro miembro del club. Quedan como recordatorios: 100% privados, nadie del club los ve. El día que los mirás, los </w:t>
-      </w:r>
+        <w:t xml:space="preserve">En tu </w:t>
+      </w:r>
+      <w:proofErr w:type="spellStart"/>
+      <w:r>
+        <w:rPr>
+          <w:lang w:val="es-AR"/>
+        </w:rPr>
+        <w:t>Watchlist</w:t>
+      </w:r>
+      <w:proofErr w:type="spellEnd"/>
+      <w:r>
+        <w:rPr>
+          <w:lang w:val="es-AR"/>
+        </w:rPr>
+        <w:t xml:space="preserve"> también </w:t>
+      </w:r>
+      <w:proofErr w:type="spellStart"/>
+      <w:r>
+        <w:rPr>
+          <w:lang w:val="es-AR"/>
+        </w:rPr>
+        <w:t>podés</w:t>
+      </w:r>
+      <w:proofErr w:type="spellEnd"/>
+      <w:r>
+        <w:rPr>
+          <w:lang w:val="es-AR"/>
+        </w:rPr>
+        <w:t xml:space="preserve"> cargar títulos que ni siquiera viste — de esos todavía no </w:t>
+      </w:r>
+      <w:proofErr w:type="spellStart"/>
+      <w:r>
+        <w:rPr>
+          <w:lang w:val="es-AR"/>
+        </w:rPr>
+        <w:t>podés</w:t>
+      </w:r>
+      <w:proofErr w:type="spellEnd"/>
+      <w:r>
+        <w:rPr>
+          <w:lang w:val="es-AR"/>
+        </w:rPr>
+        <w:t xml:space="preserve"> opinar, así que no se pueden sugerir y tampoco han sido sugeridos por otro miembro del club. Quedan como recordatorios: 100% privados, nadie del club los ve. El día que los </w:t>
+      </w:r>
+      <w:proofErr w:type="spellStart"/>
+      <w:r>
+        <w:rPr>
+          <w:lang w:val="es-AR"/>
+        </w:rPr>
+        <w:t>mirás</w:t>
+      </w:r>
+      <w:proofErr w:type="spellEnd"/>
+      <w:r>
+        <w:rPr>
+          <w:lang w:val="es-AR"/>
+        </w:rPr>
+        <w:t xml:space="preserve">, los </w:t>
+      </w:r>
+      <w:proofErr w:type="spellStart"/>
       <w:r>
         <w:rPr>
           <w:lang w:val="es-AR"/>
         </w:rPr>
         <w:lastRenderedPageBreak/>
-        <w:t>calificás y ahí sí pasan al Feed como sugerencia tuya — o si cambiaste de idea, los descartás sin dejar rastro.</w:t>
+        <w:t>calificás</w:t>
+      </w:r>
+      <w:proofErr w:type="spellEnd"/>
+      <w:r>
+        <w:rPr>
+          <w:lang w:val="es-AR"/>
+        </w:rPr>
+        <w:t xml:space="preserve"> y ahí sí pasan al </w:t>
+      </w:r>
+      <w:proofErr w:type="spellStart"/>
+      <w:r>
+        <w:rPr>
+          <w:lang w:val="es-AR"/>
+        </w:rPr>
+        <w:t>Feed</w:t>
+      </w:r>
+      <w:proofErr w:type="spellEnd"/>
+      <w:r>
+        <w:rPr>
+          <w:lang w:val="es-AR"/>
+        </w:rPr>
+        <w:t xml:space="preserve"> como sugerencia tuya — o si cambiaste de idea, los </w:t>
+      </w:r>
+      <w:proofErr w:type="spellStart"/>
+      <w:r>
+        <w:rPr>
+          <w:lang w:val="es-AR"/>
+        </w:rPr>
+        <w:t>descartás</w:t>
+      </w:r>
+      <w:proofErr w:type="spellEnd"/>
+      <w:r>
+        <w:rPr>
+          <w:lang w:val="es-AR"/>
+        </w:rPr>
+        <w:t xml:space="preserve"> sin dejar rastro.</w:t>
       </w:r>
     </w:p>
     <w:p>
@@ -301,12 +753,28 @@
           <w:lang w:val="es-AR"/>
         </w:rPr>
       </w:pPr>
-      <w:r>
-        <w:rPr>
-          <w:lang w:val="es-AR"/>
-        </w:rPr>
-        <w:t>Decí qué plataformas tenés</w:t>
-      </w:r>
+      <w:proofErr w:type="spellStart"/>
+      <w:r>
+        <w:rPr>
+          <w:lang w:val="es-AR"/>
+        </w:rPr>
+        <w:t>Decí</w:t>
+      </w:r>
+      <w:proofErr w:type="spellEnd"/>
+      <w:r>
+        <w:rPr>
+          <w:lang w:val="es-AR"/>
+        </w:rPr>
+        <w:t xml:space="preserve"> qué plataformas </w:t>
+      </w:r>
+      <w:proofErr w:type="spellStart"/>
+      <w:r>
+        <w:rPr>
+          <w:lang w:val="es-AR"/>
+        </w:rPr>
+        <w:t>tenés</w:t>
+      </w:r>
+      <w:proofErr w:type="spellEnd"/>
     </w:p>
     <w:p>
       <w:pPr>
@@ -318,7 +786,87 @@
         <w:rPr>
           <w:lang w:val="es-AR"/>
         </w:rPr>
-        <w:t>Marcá tus servicios de streaming en tu perfil. Con eso, la app puede mostrarte de un filtro todo lo que ya podés ver ahora mismo — y de paso, el resto del club sabe dónde está disponible cada título que vos mirás.</w:t>
+        <w:t xml:space="preserve">Entrando a tu perfil </w:t>
+      </w:r>
+      <w:proofErr w:type="spellStart"/>
+      <w:r>
+        <w:rPr>
+          <w:lang w:val="es-AR"/>
+        </w:rPr>
+        <w:t>podés</w:t>
+      </w:r>
+      <w:proofErr w:type="spellEnd"/>
+      <w:r>
+        <w:rPr>
+          <w:lang w:val="es-AR"/>
+        </w:rPr>
+        <w:t xml:space="preserve"> cambiar la contraseña, cerrar sesión e </w:t>
+      </w:r>
+      <w:proofErr w:type="spellStart"/>
+      <w:r>
+        <w:rPr>
+          <w:lang w:val="es-AR"/>
+        </w:rPr>
+        <w:t>nformar</w:t>
+      </w:r>
+      <w:proofErr w:type="spellEnd"/>
+      <w:r>
+        <w:rPr>
+          <w:lang w:val="es-AR"/>
+        </w:rPr>
+        <w:t xml:space="preserve"> los </w:t>
+      </w:r>
+      <w:r>
+        <w:rPr>
+          <w:lang w:val="es-AR"/>
+        </w:rPr>
+        <w:t xml:space="preserve">servicios de streaming </w:t>
+      </w:r>
+      <w:r>
+        <w:rPr>
+          <w:lang w:val="es-AR"/>
+        </w:rPr>
+        <w:t xml:space="preserve">que posees, así la </w:t>
+      </w:r>
+      <w:proofErr w:type="gramStart"/>
+      <w:r>
+        <w:rPr>
+          <w:lang w:val="es-AR"/>
+        </w:rPr>
+        <w:t>app</w:t>
+      </w:r>
+      <w:proofErr w:type="gramEnd"/>
+      <w:r>
+        <w:rPr>
+          <w:lang w:val="es-AR"/>
+        </w:rPr>
+        <w:t xml:space="preserve"> puede </w:t>
+      </w:r>
+      <w:r>
+        <w:rPr>
+          <w:lang w:val="es-AR"/>
+        </w:rPr>
+        <w:t>filtrar y mostrar todo lo que está a tu disposición</w:t>
+      </w:r>
+      <w:r>
+        <w:rPr>
+          <w:lang w:val="es-AR"/>
+        </w:rPr>
+        <w:t xml:space="preserve"> — y de paso, el resto del club sabe dónde está disponible cada título que vos </w:t>
+      </w:r>
+      <w:proofErr w:type="spellStart"/>
+      <w:r>
+        <w:rPr>
+          <w:lang w:val="es-AR"/>
+        </w:rPr>
+        <w:t>mirás</w:t>
+      </w:r>
+      <w:proofErr w:type="spellEnd"/>
+      <w:r>
+        <w:rPr>
+          <w:lang w:val="es-AR"/>
+        </w:rPr>
+        <w:t>.</w:t>
       </w:r>
     </w:p>
     <w:p>
@@ -374,7 +922,35 @@
         <w:rPr>
           <w:lang w:val="es-AR"/>
         </w:rPr>
-        <w:t>Género, plataforma, calificación mínima, película o serie, vista o pendiente, quién la sugirió. Cruzalos como quieras — la idea es llegar en segundos a algo que valga la pena, no scrollear media hora.</w:t>
+        <w:t xml:space="preserve">Género, plataforma, calificación mínima, película o serie, vista o pendiente, quién la sugirió. </w:t>
+      </w:r>
+      <w:proofErr w:type="spellStart"/>
+      <w:r>
+        <w:rPr>
+          <w:lang w:val="es-AR"/>
+        </w:rPr>
+        <w:t>Cruzalos</w:t>
+      </w:r>
+      <w:proofErr w:type="spellEnd"/>
+      <w:r>
+        <w:rPr>
+          <w:lang w:val="es-AR"/>
+        </w:rPr>
+        <w:t xml:space="preserve"> como quieras — la idea es llegar en segundos a algo que valga la pena, no </w:t>
+      </w:r>
+      <w:proofErr w:type="spellStart"/>
+      <w:r>
+        <w:rPr>
+          <w:lang w:val="es-AR"/>
+        </w:rPr>
+        <w:t>scrollear</w:t>
+      </w:r>
+      <w:proofErr w:type="spellEnd"/>
+      <w:r>
+        <w:rPr>
+          <w:lang w:val="es-AR"/>
+        </w:rPr>
+        <w:t xml:space="preserve"> media hora.</w:t>
       </w:r>
     </w:p>
     <w:p>
@@ -417,7 +993,21 @@
         <w:rPr>
           <w:lang w:val="es-AR"/>
         </w:rPr>
-        <w:t>Cada título trae su información real: sinopsis, elenco, director, temporadas, plataformas, calificación general — todo lo que necesitás para decidir sin abrir diez pestañas más.</w:t>
+        <w:t xml:space="preserve">Cada título trae su información real: sinopsis, elenco, director, temporadas, plataformas, calificación general — todo lo que </w:t>
+      </w:r>
+      <w:proofErr w:type="spellStart"/>
+      <w:r>
+        <w:rPr>
+          <w:lang w:val="es-AR"/>
+        </w:rPr>
+        <w:t>necesitás</w:t>
+      </w:r>
+      <w:proofErr w:type="spellEnd"/>
+      <w:r>
+        <w:rPr>
+          <w:lang w:val="es-AR"/>
+        </w:rPr>
+        <w:t xml:space="preserve"> para decidir sin abrir diez pestañas más.</w:t>
       </w:r>
     </w:p>
     <w:p>
@@ -460,7 +1050,91 @@
         <w:rPr>
           <w:lang w:val="es-AR"/>
         </w:rPr>
-        <w:t>No hace falta bajarla de ninguna tienda de aplicaciones — se instala directo desde este link, en un minuto. Primero, iniciá sesión con tu acceso. Y una sola cosa a tener en cuenta en todos los casos: si en algún momento ves dos opciones para instalar, elegí siempre "Instalar What We Watch", nunca "Crear acceso directo" (eso solo deja un ícono de acceso rápido, no instala la app de verdad).</w:t>
+        <w:t xml:space="preserve">No hace falta bajarla de ninguna tienda de aplicaciones — se instala directo desde este </w:t>
+      </w:r>
+      <w:proofErr w:type="gramStart"/>
+      <w:r>
+        <w:rPr>
+          <w:lang w:val="es-AR"/>
+        </w:rPr>
+        <w:t>link</w:t>
+      </w:r>
+      <w:proofErr w:type="gramEnd"/>
+      <w:r>
+        <w:rPr>
+          <w:lang w:val="es-AR"/>
+        </w:rPr>
+        <w:t xml:space="preserve">, en un minuto. Primero, </w:t>
+      </w:r>
+      <w:proofErr w:type="spellStart"/>
+      <w:r>
+        <w:rPr>
+          <w:lang w:val="es-AR"/>
+        </w:rPr>
+        <w:t>iniciá</w:t>
+      </w:r>
+      <w:proofErr w:type="spellEnd"/>
+      <w:r>
+        <w:rPr>
+          <w:lang w:val="es-AR"/>
+        </w:rPr>
+        <w:t xml:space="preserve"> sesión con tu acceso. Y una sola cosa </w:t>
+      </w:r>
+      <w:proofErr w:type="gramStart"/>
+      <w:r>
+        <w:rPr>
+          <w:lang w:val="es-AR"/>
+        </w:rPr>
+        <w:t>a</w:t>
+      </w:r>
+      <w:proofErr w:type="gramEnd"/>
+      <w:r>
+        <w:rPr>
+          <w:lang w:val="es-AR"/>
+        </w:rPr>
+        <w:t xml:space="preserve"> tener en cuenta en todos los casos: si en algún momento ves dos opciones para instalar, elegí siempre "Instalar </w:t>
+      </w:r>
+      <w:proofErr w:type="spellStart"/>
+      <w:r>
+        <w:rPr>
+          <w:lang w:val="es-AR"/>
+        </w:rPr>
+        <w:t>What</w:t>
+      </w:r>
+      <w:proofErr w:type="spellEnd"/>
+      <w:r>
+        <w:rPr>
+          <w:lang w:val="es-AR"/>
+        </w:rPr>
+        <w:t xml:space="preserve"> </w:t>
+      </w:r>
+      <w:proofErr w:type="spellStart"/>
+      <w:r>
+        <w:rPr>
+          <w:lang w:val="es-AR"/>
+        </w:rPr>
+        <w:t>We</w:t>
+      </w:r>
+      <w:proofErr w:type="spellEnd"/>
+      <w:r>
+        <w:rPr>
+          <w:lang w:val="es-AR"/>
+        </w:rPr>
+        <w:t xml:space="preserve"> Watch", nunca "Crear acceso directo" (eso solo deja un ícono de acceso rápido, no instala la </w:t>
+      </w:r>
+      <w:proofErr w:type="gramStart"/>
+      <w:r>
+        <w:rPr>
+          <w:lang w:val="es-AR"/>
+        </w:rPr>
+        <w:t>app</w:t>
+      </w:r>
+      <w:proofErr w:type="gramEnd"/>
+      <w:r>
+        <w:rPr>
+          <w:lang w:val="es-AR"/>
+        </w:rPr>
+        <w:t xml:space="preserve"> de verdad).</w:t>
       </w:r>
     </w:p>
     <w:p>
@@ -487,7 +1161,21 @@
         <w:rPr>
           <w:lang w:val="es-AR"/>
         </w:rPr>
-        <w:t>Si te llega por WhatsApp, abrí el link ahí primero.</w:t>
+        <w:t xml:space="preserve">Si te llega por WhatsApp, abrí el </w:t>
+      </w:r>
+      <w:proofErr w:type="gramStart"/>
+      <w:r>
+        <w:rPr>
+          <w:lang w:val="es-AR"/>
+        </w:rPr>
+        <w:t>link</w:t>
+      </w:r>
+      <w:proofErr w:type="gramEnd"/>
+      <w:r>
+        <w:rPr>
+          <w:lang w:val="es-AR"/>
+        </w:rPr>
+        <w:t xml:space="preserve"> ahí primero.</w:t>
       </w:r>
     </w:p>
     <w:p>
@@ -505,11 +1193,19 @@
           <w:lang w:val="es-AR"/>
         </w:rPr>
       </w:pPr>
-      <w:r>
-        <w:rPr>
-          <w:lang w:val="es-AR"/>
-        </w:rPr>
-        <w:t>Tocá los tres puntos de arriba a la derecha.</w:t>
+      <w:proofErr w:type="spellStart"/>
+      <w:r>
+        <w:rPr>
+          <w:lang w:val="es-AR"/>
+        </w:rPr>
+        <w:t>Tocá</w:t>
+      </w:r>
+      <w:proofErr w:type="spellEnd"/>
+      <w:r>
+        <w:rPr>
+          <w:lang w:val="es-AR"/>
+        </w:rPr>
+        <w:t xml:space="preserve"> los tres puntos de arriba a la derecha.</w:t>
       </w:r>
     </w:p>
     <w:p>
@@ -523,7 +1219,21 @@
         <w:rPr>
           <w:lang w:val="es-AR"/>
         </w:rPr>
-        <w:t>Elegí "Instalar app" (o "Agregar a pantalla de inicio"). Si no aparece directo, puede estar adentro de "Enviar, Guardar y Compartir".</w:t>
+        <w:t xml:space="preserve">Elegí "Instalar </w:t>
+      </w:r>
+      <w:proofErr w:type="gramStart"/>
+      <w:r>
+        <w:rPr>
+          <w:lang w:val="es-AR"/>
+        </w:rPr>
+        <w:t>app</w:t>
+      </w:r>
+      <w:proofErr w:type="gramEnd"/>
+      <w:r>
+        <w:rPr>
+          <w:lang w:val="es-AR"/>
+        </w:rPr>
+        <w:t>" (o "Agregar a pantalla de inicio"). Si no aparece directo, puede estar adentro de "Enviar, Guardar y Compartir".</w:t>
       </w:r>
     </w:p>
     <w:p>
@@ -541,11 +1251,19 @@
           <w:lang w:val="es-AR"/>
         </w:rPr>
       </w:pPr>
-      <w:r>
-        <w:rPr>
-          <w:lang w:val="es-AR"/>
-        </w:rPr>
-        <w:t>Tocá el ícono de compartir (el cuadrado con la flecha hacia arriba).</w:t>
+      <w:proofErr w:type="spellStart"/>
+      <w:r>
+        <w:rPr>
+          <w:lang w:val="es-AR"/>
+        </w:rPr>
+        <w:t>Tocá</w:t>
+      </w:r>
+      <w:proofErr w:type="spellEnd"/>
+      <w:r>
+        <w:rPr>
+          <w:lang w:val="es-AR"/>
+        </w:rPr>
+        <w:t xml:space="preserve"> el ícono de compartir (el cuadrado con la flecha hacia arriba).</w:t>
       </w:r>
     </w:p>
     <w:p>
@@ -559,7 +1277,21 @@
         <w:rPr>
           <w:lang w:val="es-AR"/>
         </w:rPr>
-        <w:t>Elegí "Agregar a pantalla de inicio" y confirmá.</w:t>
+        <w:t xml:space="preserve">Elegí "Agregar a pantalla de inicio" y </w:t>
+      </w:r>
+      <w:proofErr w:type="spellStart"/>
+      <w:r>
+        <w:rPr>
+          <w:lang w:val="es-AR"/>
+        </w:rPr>
+        <w:t>confirmá</w:t>
+      </w:r>
+      <w:proofErr w:type="spellEnd"/>
+      <w:r>
+        <w:rPr>
+          <w:lang w:val="es-AR"/>
+        </w:rPr>
+        <w:t>.</w:t>
       </w:r>
     </w:p>
     <w:p>
@@ -597,25 +1329,57 @@
           <w:lang w:val="es-AR"/>
         </w:rPr>
       </w:pPr>
-      <w:r>
-        <w:rPr>
-          <w:lang w:val="es-AR"/>
-        </w:rPr>
-        <w:t>Entrá a https://movies-app-p2sk.onrender.com/</w:t>
+      <w:proofErr w:type="spellStart"/>
+      <w:r>
+        <w:rPr>
+          <w:lang w:val="es-AR"/>
+        </w:rPr>
+        <w:t>Entrá</w:t>
+      </w:r>
+      <w:proofErr w:type="spellEnd"/>
+      <w:r>
+        <w:rPr>
+          <w:lang w:val="es-AR"/>
+        </w:rPr>
+        <w:t xml:space="preserve"> a https://movies-app-p2sk.onrender.com/</w:t>
       </w:r>
     </w:p>
     <w:p>
       <w:pPr>
         <w:pStyle w:val="ListNumber"/>
       </w:pPr>
-      <w:r>
-        <w:rPr>
-          <w:lang w:val="es-AR"/>
-        </w:rPr>
-        <w:t xml:space="preserve">Fijate al final de la barra de direcciones si aparece un ícono de instalación (un monitor con una flecha). </w:t>
-      </w:r>
-      <w:r>
-        <w:t>Si está, tocalo.</w:t>
+      <w:proofErr w:type="spellStart"/>
+      <w:r>
+        <w:rPr>
+          <w:lang w:val="es-AR"/>
+        </w:rPr>
+        <w:t>Fijate</w:t>
+      </w:r>
+      <w:proofErr w:type="spellEnd"/>
+      <w:r>
+        <w:rPr>
+          <w:lang w:val="es-AR"/>
+        </w:rPr>
+        <w:t xml:space="preserve"> al final de la barra de direcciones si aparece un ícono de instalación (un monitor con una flecha). </w:t>
+      </w:r>
+      <w:r>
+        <w:t xml:space="preserve">Si </w:t>
+      </w:r>
+      <w:proofErr w:type="spellStart"/>
+      <w:r>
+        <w:t>está</w:t>
+      </w:r>
+      <w:proofErr w:type="spellEnd"/>
+      <w:r>
+        <w:t xml:space="preserve">, </w:t>
+      </w:r>
+      <w:proofErr w:type="spellStart"/>
+      <w:r>
+        <w:t>tocalo</w:t>
+      </w:r>
+      <w:proofErr w:type="spellEnd"/>
+      <w:r>
+        <w:t>.</w:t>
       </w:r>
     </w:p>
     <w:p>
@@ -626,10 +1390,90 @@
         <w:rPr>
           <w:lang w:val="es-AR"/>
         </w:rPr>
-        <w:t xml:space="preserve">Si no, entrá al menú de tres puntos y buscá "Instalar What We Watch..." </w:t>
-      </w:r>
-      <w:r>
-        <w:t>(en Edge puede estar dentro de "Aplicaciones").</w:t>
+        <w:t xml:space="preserve">Si no, </w:t>
+      </w:r>
+      <w:proofErr w:type="spellStart"/>
+      <w:r>
+        <w:rPr>
+          <w:lang w:val="es-AR"/>
+        </w:rPr>
+        <w:t>entrá</w:t>
+      </w:r>
+      <w:proofErr w:type="spellEnd"/>
+      <w:r>
+        <w:rPr>
+          <w:lang w:val="es-AR"/>
+        </w:rPr>
+        <w:t xml:space="preserve"> al menú de tres puntos y </w:t>
+      </w:r>
+      <w:proofErr w:type="spellStart"/>
+      <w:r>
+        <w:rPr>
+          <w:lang w:val="es-AR"/>
+        </w:rPr>
+        <w:t>buscá</w:t>
+      </w:r>
+      <w:proofErr w:type="spellEnd"/>
+      <w:r>
+        <w:rPr>
+          <w:lang w:val="es-AR"/>
+        </w:rPr>
+        <w:t xml:space="preserve"> "Instalar </w:t>
+      </w:r>
+      <w:proofErr w:type="spellStart"/>
+      <w:r>
+        <w:rPr>
+          <w:lang w:val="es-AR"/>
+        </w:rPr>
+        <w:t>What</w:t>
+      </w:r>
+      <w:proofErr w:type="spellEnd"/>
+      <w:r>
+        <w:rPr>
+          <w:lang w:val="es-AR"/>
+        </w:rPr>
+        <w:t xml:space="preserve"> </w:t>
+      </w:r>
+      <w:proofErr w:type="spellStart"/>
+      <w:r>
+        <w:rPr>
+          <w:lang w:val="es-AR"/>
+        </w:rPr>
+        <w:t>We</w:t>
+      </w:r>
+      <w:proofErr w:type="spellEnd"/>
+      <w:r>
+        <w:rPr>
+          <w:lang w:val="es-AR"/>
+        </w:rPr>
+        <w:t xml:space="preserve"> Watch..." </w:t>
+      </w:r>
+      <w:r>
+        <w:t>(</w:t>
+      </w:r>
+      <w:proofErr w:type="spellStart"/>
+      <w:r>
+        <w:t>en</w:t>
+      </w:r>
+      <w:proofErr w:type="spellEnd"/>
+      <w:r>
+        <w:t xml:space="preserve"> Edge </w:t>
+      </w:r>
+      <w:proofErr w:type="spellStart"/>
+      <w:r>
+        <w:t>puede</w:t>
+      </w:r>
+      <w:proofErr w:type="spellEnd"/>
+      <w:r>
+        <w:t xml:space="preserve"> </w:t>
+      </w:r>
+      <w:proofErr w:type="spellStart"/>
+      <w:r>
+        <w:t>estar</w:t>
+      </w:r>
+      <w:proofErr w:type="spellEnd"/>
+      <w:r>
+        <w:t xml:space="preserve"> dentro de "Aplicaciones").</w:t>
       </w:r>
     </w:p>
     <w:p>
@@ -642,7 +1486,21 @@
         <w:rPr>
           <w:lang w:val="es-AR"/>
         </w:rPr>
-        <w:t>Se puede instalar en el celular y en la computadora al mismo tiempo, sin límite — cada instalación es independiente, y entrás a las dos con el mismo email y contraseña.</w:t>
+        <w:t xml:space="preserve">Se puede instalar en el celular y en la computadora al mismo tiempo, sin límite — cada instalación es independiente, y </w:t>
+      </w:r>
+      <w:proofErr w:type="spellStart"/>
+      <w:r>
+        <w:rPr>
+          <w:lang w:val="es-AR"/>
+        </w:rPr>
+        <w:t>entrás</w:t>
+      </w:r>
+      <w:proofErr w:type="spellEnd"/>
+      <w:r>
+        <w:rPr>
+          <w:lang w:val="es-AR"/>
+        </w:rPr>
+        <w:t xml:space="preserve"> a las dos con el mismo email y contraseña.</w:t>
       </w:r>
     </w:p>
     <w:p>
